--- a/pr-preview/pr-208/exploratory-descriptive-handout-tracked-changes.docx
+++ b/pr-preview/pr-208/exploratory-descriptive-handout-tracked-changes.docx
@@ -26,7 +26,7 @@
       </w:pPr>
       <w:ins w:id="2" w:author="PR Preview" w:date="2026-01-01T00:00:00Z">
         <w:r>
-          <w:t xml:space="preserve">Last modified: 2026-10-15 09:31:00 (PDT)</w:t>
+          <w:t xml:space="preserve">Last modified: 2026-10-15 12:43:29 (PDT)</w:t>
         </w:r>
       </w:ins>
     </w:p>
@@ -16404,7 +16404,7 @@
                     <w:rPr>
                       <w:rStyle w:val="NormalTok"/>
                     </w:rPr>
-                    <w:t xml:space="preserve"> lnsbp) </w:t>
+                    <w:t xml:space="preserve"> sbp) </w:t>
                   </w:r>
                   <w:r>
                     <w:rPr>
@@ -16536,6 +16536,111 @@
                     <w:rPr>
                       <w:rStyle w:val="FunctionTok"/>
                     </w:rPr>
+                    <w:t xml:space="preserve">scale_x_log10</w:t>
+                  </w:r>
+                  <w:r>
+                    <w:rPr>
+                      <w:rStyle w:val="NormalTok"/>
+                    </w:rPr>
+                    <w:t xml:space="preserve">(</w:t>
+                  </w:r>
+                  <w:r>
+                    <w:rPr>
+                      <w:rStyle w:val="AttributeTok"/>
+                    </w:rPr>
+                    <w:t xml:space="preserve">breaks =</w:t>
+                  </w:r>
+                  <w:r>
+                    <w:rPr>
+                      <w:rStyle w:val="NormalTok"/>
+                    </w:rPr>
+                    <w:t xml:space="preserve"> </w:t>
+                  </w:r>
+                  <w:r>
+                    <w:rPr>
+                      <w:rStyle w:val="FunctionTok"/>
+                    </w:rPr>
+                    <w:t xml:space="preserve">c</w:t>
+                  </w:r>
+                  <w:r>
+                    <w:rPr>
+                      <w:rStyle w:val="NormalTok"/>
+                    </w:rPr>
+                    <w:t xml:space="preserve">(</w:t>
+                  </w:r>
+                  <w:r>
+                    <w:rPr>
+                      <w:rStyle w:val="DecValTok"/>
+                    </w:rPr>
+                    <w:t xml:space="preserve">100</w:t>
+                  </w:r>
+                  <w:r>
+                    <w:rPr>
+                      <w:rStyle w:val="NormalTok"/>
+                    </w:rPr>
+                    <w:t xml:space="preserve">, </w:t>
+                  </w:r>
+                  <w:r>
+                    <w:rPr>
+                      <w:rStyle w:val="DecValTok"/>
+                    </w:rPr>
+                    <w:t xml:space="preserve">140</w:t>
+                  </w:r>
+                  <w:r>
+                    <w:rPr>
+                      <w:rStyle w:val="NormalTok"/>
+                    </w:rPr>
+                    <w:t xml:space="preserve">, </w:t>
+                  </w:r>
+                  <w:r>
+                    <w:rPr>
+                      <w:rStyle w:val="DecValTok"/>
+                    </w:rPr>
+                    <w:t xml:space="preserve">200</w:t>
+                  </w:r>
+                  <w:r>
+                    <w:rPr>
+                      <w:rStyle w:val="NormalTok"/>
+                    </w:rPr>
+                    <w:t xml:space="preserve">, </w:t>
+                  </w:r>
+                  <w:r>
+                    <w:rPr>
+                      <w:rStyle w:val="DecValTok"/>
+                    </w:rPr>
+                    <w:t xml:space="preserve">250</w:t>
+                  </w:r>
+                  <w:r>
+                    <w:rPr>
+                      <w:rStyle w:val="NormalTok"/>
+                    </w:rPr>
+                    <w:t xml:space="preserve">)) </w:t>
+                  </w:r>
+                  <w:r>
+                    <w:rPr>
+                      <w:rStyle w:val="SpecialCharTok"/>
+                    </w:rPr>
+                    <w:t xml:space="preserve">+</w:t>
+                  </w:r>
+                  <w:r>
+                    <w:br/>
+                  </w:r>
+                  <w:r>
+                    <w:rPr>
+                      <w:rStyle w:val="NormalTok"/>
+                    </w:rPr>
+                    <w:t xml:space="preserve">  ggplot2</w:t>
+                  </w:r>
+                  <w:r>
+                    <w:rPr>
+                      <w:rStyle w:val="SpecialCharTok"/>
+                    </w:rPr>
+                    <w:t xml:space="preserve">::</w:t>
+                  </w:r>
+                  <w:r>
+                    <w:rPr>
+                      <w:rStyle w:val="FunctionTok"/>
+                    </w:rPr>
                     <w:t xml:space="preserve">labs</w:t>
                   </w:r>
                   <w:r>
@@ -16560,7 +16665,7 @@
                     <w:rPr>
                       <w:rStyle w:val="StringTok"/>
                     </w:rPr>
-                    <w:t xml:space="preserve">"log(Systolic BP)"</w:t>
+                    <w:t xml:space="preserve">"Systolic BP (mmHg), log scale"</w:t>
                   </w:r>
                   <w:r>
                     <w:rPr>
@@ -16671,9 +16776,73 @@
         <w:spacing w:before="200"/>
         <w:pStyle w:val="ImageCaption"/>
       </w:pPr>
-      <w:r>
-        <w:t xml:space="preserve">Figure 9: Distribution of systolic blood pressure in the WCGS, on two scales</w:t>
-      </w:r>
+      <w:del w:id="3" w:author="PR Preview" w:date="2026-01-01T00:00:00Z">
+        <w:r>
+          <w:delText xml:space="preserve">Figure 9: Distribution of systolic blood pressure in the WCGS, on two scales</w:delText>
+        </w:r>
+      </w:del>
+    </w:p>
+    <w:p>
+      <w:pPr>
+        <w:pStyle w:val="BodyText"/>
+      </w:pPr>
+      <w:pPr>
+        <w:spacing w:before="200"/>
+        <w:pStyle w:val="ImageCaption"/>
+      </w:pPr>
+      <w:ins w:id="4" w:author="PR Preview" w:date="2026-01-01T00:00:00Z">
+        <w:r>
+          <w:t xml:space="preserve">Figure 9: Distribution of systolic blood pressure in the WCGS, on two scales.</w:t>
+        </w:r>
+      </w:ins>
+      <w:ins w:id="5" w:author="PR Preview" w:date="2026-01-01T00:00:00Z">
+        <w:r>
+          <w:t xml:space="preserve"> </w:t>
+        </w:r>
+      </w:ins>
+      <w:ins w:id="6" w:author="PR Preview" w:date="2026-01-01T00:00:00Z">
+        <w:r>
+          <w:t xml:space="preserve">Both panels label the axis in mmHg;</w:t>
+        </w:r>
+      </w:ins>
+      <w:ins w:id="7" w:author="PR Preview" w:date="2026-01-01T00:00:00Z">
+        <w:r>
+          <w:t xml:space="preserve"> </w:t>
+        </w:r>
+      </w:ins>
+      <w:ins w:id="8" w:author="PR Preview" w:date="2026-01-01T00:00:00Z">
+        <w:r>
+          <w:t xml:space="preserve">the right panel spaces the values logarithmically,</w:t>
+        </w:r>
+      </w:ins>
+      <w:ins w:id="9" w:author="PR Preview" w:date="2026-01-01T00:00:00Z">
+        <w:r>
+          <w:t xml:space="preserve"> </w:t>
+        </w:r>
+      </w:ins>
+      <w:ins w:id="10" w:author="PR Preview" w:date="2026-01-01T00:00:00Z">
+        <w:r>
+          <w:t xml:space="preserve">so its histogram is the histogram of</w:t>
+        </w:r>
+      </w:ins>
+      <w:ins w:id="11" w:author="PR Preview" w:date="2026-01-01T00:00:00Z">
+        <w:r>
+          <w:t xml:space="preserve"> </w:t>
+        </w:r>
+      </w:ins>
+      <w:ins w:id="12" w:author="PR Preview" w:date="2026-01-01T00:00:00Z">
+        <w:r>
+          <w:rPr>
+            <w:rStyle w:val="VerbatimChar"/>
+          </w:rPr>
+          <w:t xml:space="preserve">lnsbp</w:t>
+        </w:r>
+      </w:ins>
+      <w:ins w:id="13" w:author="PR Preview" w:date="2026-01-01T00:00:00Z">
+        <w:r>
+          <w:t xml:space="preserve">.</w:t>
+        </w:r>
+      </w:ins>
     </w:p>
     <w:bookmarkEnd w:id="119"/>
     <w:p>
